--- a/docs/lista_louvores/Textos_Louvores/BENDIREI AO SENHOR.docx
+++ b/docs/lista_louvores/Textos_Louvores/BENDIREI AO SENHOR.docx
@@ -4,393 +4,210 @@
   <w:body>
     <w:p>
       <w:pPr>
-        <w:pStyle w:val="PargrafodaLista"/>
-        <w:numPr>
-          <w:ilvl w:val="0"/>
-          <w:numId w:val="1"/>
-        </w:numPr>
-        <w:autoSpaceDE w:val="0"/>
-        <w:autoSpaceDN w:val="0"/>
-        <w:adjustRightInd w:val="0"/>
-        <w:spacing w:after="120" w:line="240" w:lineRule="auto"/>
-        <w:ind w:left="360"/>
-        <w:contextualSpacing w:val="0"/>
-        <w:jc w:val="both"/>
-        <w:rPr>
-          <w:rFonts w:ascii="Times New Roman" w:hAnsi="Times New Roman" w:cs="Times New Roman"/>
-        </w:rPr>
-      </w:pPr>
-      <w:r>
-        <w:rPr>
-          <w:rFonts w:ascii="Times New Roman" w:hAnsi="Times New Roman" w:cs="Times New Roman"/>
-          <w:color w:val="000000"/>
-          <w:sz w:val="28"/>
-          <w:szCs w:val="28"/>
-        </w:rPr>
-        <w:t>Bendirei ao Senhor</w:t>
-      </w:r>
-      <w:r>
-        <w:rPr>
-          <w:rFonts w:ascii="Times New Roman" w:hAnsi="Times New Roman" w:cs="Times New Roman"/>
-          <w:noProof/>
-        </w:rPr>
-        <w:t xml:space="preserve"> </w:t>
+        <w:pStyle w:val="Ttulo1"/>
+      </w:pPr>
+      <w:r>
+        <w:t xml:space="preserve">Bendirei ao Senhor </w:t>
       </w:r>
     </w:p>
     <w:p>
       <w:pPr>
-        <w:pStyle w:val="PargrafodaLista"/>
-        <w:numPr>
-          <w:ilvl w:val="0"/>
-          <w:numId w:val="1"/>
-        </w:numPr>
-        <w:autoSpaceDE w:val="0"/>
-        <w:autoSpaceDN w:val="0"/>
-        <w:adjustRightInd w:val="0"/>
-        <w:spacing w:line="240" w:lineRule="auto"/>
-        <w:ind w:left="918" w:hanging="357"/>
-        <w:contextualSpacing w:val="0"/>
+        <w:spacing w:after="120"/>
         <w:rPr>
-          <w:rFonts w:ascii="Times New Roman" w:eastAsia="Arial" w:hAnsi="Times New Roman" w:cs="Times New Roman"/>
           <w:b/>
           <w:bCs/>
           <w:i/>
           <w:iCs/>
-          <w:color w:val="000000" w:themeColor="text1"/>
-          <w:sz w:val="24"/>
-          <w:szCs w:val="24"/>
         </w:rPr>
       </w:pPr>
       <w:r>
         <w:rPr>
-          <w:rFonts w:ascii="Times New Roman" w:eastAsia="Arial" w:hAnsi="Times New Roman" w:cs="Times New Roman"/>
           <w:b/>
           <w:bCs/>
           <w:i/>
           <w:iCs/>
-          <w:color w:val="000000" w:themeColor="text1"/>
-          <w:sz w:val="24"/>
-          <w:szCs w:val="24"/>
         </w:rPr>
         <w:t>Bendirei ao Senhor em todo tempo</w:t>
       </w:r>
       <w:r>
         <w:rPr>
-          <w:rFonts w:ascii="Times New Roman" w:eastAsia="Arial" w:hAnsi="Times New Roman" w:cs="Times New Roman"/>
           <w:b/>
           <w:bCs/>
           <w:i/>
           <w:iCs/>
-          <w:color w:val="000000" w:themeColor="text1"/>
-          <w:sz w:val="24"/>
-          <w:szCs w:val="24"/>
         </w:rPr>
         <w:br/>
-        <w:t>O Seu louvor nos meus lábios estará</w:t>
       </w:r>
       <w:r>
         <w:rPr>
-          <w:rFonts w:ascii="Times New Roman" w:eastAsia="Arial" w:hAnsi="Times New Roman" w:cs="Times New Roman"/>
           <w:b/>
           <w:bCs/>
           <w:i/>
           <w:iCs/>
-          <w:color w:val="000000" w:themeColor="text1"/>
-          <w:sz w:val="24"/>
-          <w:szCs w:val="24"/>
         </w:rPr>
-        <w:br/>
-        <w:t xml:space="preserve">No Senhor a minha alma, </w:t>
+        <w:t>O Seu louvor nos meus lábios estará</w:t>
       </w:r>
       <w:r>
         <w:rPr>
-          <w:rFonts w:ascii="Times New Roman" w:eastAsia="Arial" w:hAnsi="Times New Roman" w:cs="Times New Roman"/>
           <w:b/>
           <w:bCs/>
           <w:i/>
           <w:iCs/>
-          <w:color w:val="000000" w:themeColor="text1"/>
-          <w:sz w:val="24"/>
-          <w:szCs w:val="24"/>
         </w:rPr>
         <w:br/>
-        <w:t>Então, se gloriará</w:t>
       </w:r>
       <w:r>
         <w:rPr>
-          <w:rFonts w:ascii="Times New Roman" w:eastAsia="Arial" w:hAnsi="Times New Roman" w:cs="Times New Roman"/>
           <w:b/>
           <w:bCs/>
           <w:i/>
           <w:iCs/>
-          <w:color w:val="000000" w:themeColor="text1"/>
-          <w:sz w:val="24"/>
-          <w:szCs w:val="24"/>
         </w:rPr>
-        <w:br/>
-        <w:t xml:space="preserve">Os humildes ouvirão e se alegrarão </w:t>
+        <w:t xml:space="preserve">No Senhor a minha alma, </w:t>
       </w:r>
       <w:r>
         <w:rPr>
-          <w:rFonts w:ascii="Times New Roman" w:eastAsia="Arial" w:hAnsi="Times New Roman" w:cs="Times New Roman"/>
           <w:b/>
           <w:bCs/>
           <w:i/>
           <w:iCs/>
-          <w:color w:val="000000" w:themeColor="text1"/>
-          <w:sz w:val="24"/>
-          <w:szCs w:val="24"/>
         </w:rPr>
-        <w:t>[</w:t>
+        <w:br/>
       </w:r>
       <w:r>
         <w:rPr>
-          <w:rFonts w:ascii="Times New Roman" w:eastAsia="Arial" w:hAnsi="Times New Roman" w:cs="Times New Roman"/>
           <w:b/>
           <w:bCs/>
           <w:i/>
           <w:iCs/>
-          <w:color w:val="000000" w:themeColor="text1"/>
-          <w:sz w:val="24"/>
-          <w:szCs w:val="24"/>
         </w:rPr>
-        <w:t>2x</w:t>
+        <w:t>Então, se gloriará</w:t>
       </w:r>
       <w:r>
         <w:rPr>
-          <w:rFonts w:ascii="Times New Roman" w:eastAsia="Arial" w:hAnsi="Times New Roman" w:cs="Times New Roman"/>
           <w:b/>
           <w:bCs/>
           <w:i/>
           <w:iCs/>
-          <w:color w:val="000000" w:themeColor="text1"/>
-          <w:sz w:val="24"/>
-          <w:szCs w:val="24"/>
+        </w:rPr>
+        <w:br/>
+      </w:r>
+      <w:r>
+        <w:rPr>
+          <w:b/>
+          <w:bCs/>
+          <w:i/>
+          <w:iCs/>
+        </w:rPr>
+        <w:t>Os humildes ouvirão e se alegrarão [2x]</w:t>
+      </w:r>
+    </w:p>
+    <w:p>
+      <w:pPr>
+        <w:spacing w:after="120"/>
+      </w:pPr>
+      <w:r>
+        <w:t>Os Seus anjos se acampam ao meu redor</w:t>
+      </w:r>
+      <w:r>
+        <w:br/>
+      </w:r>
+      <w:r>
+        <w:t>De qualquer perigo sempre me vem guardar</w:t>
+      </w:r>
+    </w:p>
+    <w:p>
+      <w:pPr>
+        <w:spacing w:after="120"/>
+      </w:pPr>
+      <w:r>
+        <w:t>Ó provai e vede que o Senhor é bom</w:t>
+      </w:r>
+    </w:p>
+    <w:p>
+      <w:pPr>
+        <w:spacing w:after="120"/>
+      </w:pPr>
+      <w:r>
+        <w:t xml:space="preserve">Temei a Deus vós, os seus santos, </w:t>
+      </w:r>
+      <w:r>
+        <w:br/>
+      </w:r>
+      <w:r>
+        <w:t>Temei a Deus</w:t>
+      </w:r>
+    </w:p>
+    <w:p>
+      <w:pPr>
+        <w:spacing w:after="120"/>
+      </w:pPr>
+      <w:r>
+        <w:t xml:space="preserve">Pois aos que temem </w:t>
+      </w:r>
+      <w:r>
+        <w:br/>
+      </w:r>
+      <w:r>
+        <w:t xml:space="preserve">bem nenhum </w:t>
+      </w:r>
+      <w:r>
+        <w:t>l</w:t>
+      </w:r>
+      <w:r>
+        <w:t xml:space="preserve">hes faltará </w:t>
+      </w:r>
+    </w:p>
+    <w:p>
+      <w:pPr>
+        <w:spacing w:after="120"/>
+        <w:rPr>
+          <w:b/>
+          <w:bCs/>
+        </w:rPr>
+      </w:pPr>
+      <w:r>
+        <w:rPr>
+          <w:b/>
+          <w:bCs/>
+        </w:rPr>
+        <w:t xml:space="preserve">[REPETE </w:t>
+      </w:r>
+      <w:r>
+        <w:rPr>
+          <w:b/>
+          <w:bCs/>
+        </w:rPr>
+        <w:t>ACIMA</w:t>
+      </w:r>
+      <w:r>
+        <w:rPr>
+          <w:b/>
+          <w:bCs/>
         </w:rPr>
         <w:t>]</w:t>
       </w:r>
     </w:p>
     <w:p>
       <w:pPr>
-        <w:pStyle w:val="PargrafodaLista"/>
-        <w:numPr>
-          <w:ilvl w:val="0"/>
-          <w:numId w:val="1"/>
-        </w:numPr>
-        <w:autoSpaceDE w:val="0"/>
-        <w:autoSpaceDN w:val="0"/>
-        <w:adjustRightInd w:val="0"/>
-        <w:spacing w:line="240" w:lineRule="auto"/>
-        <w:ind w:left="918" w:hanging="357"/>
-        <w:contextualSpacing w:val="0"/>
-        <w:rPr>
-          <w:rFonts w:ascii="Times New Roman" w:eastAsia="Arial" w:hAnsi="Times New Roman" w:cs="Times New Roman"/>
-          <w:color w:val="000000" w:themeColor="text1"/>
-          <w:sz w:val="24"/>
-          <w:szCs w:val="24"/>
-        </w:rPr>
-      </w:pPr>
-      <w:r>
-        <w:rPr>
-          <w:rFonts w:ascii="Times New Roman" w:eastAsia="Arial" w:hAnsi="Times New Roman" w:cs="Times New Roman"/>
-          <w:color w:val="000000" w:themeColor="text1"/>
-          <w:sz w:val="24"/>
-          <w:szCs w:val="24"/>
-        </w:rPr>
-        <w:t>Os Seus anjos se acampam ao meu redor</w:t>
-      </w:r>
-      <w:r>
-        <w:rPr>
-          <w:rFonts w:ascii="Times New Roman" w:eastAsia="Arial" w:hAnsi="Times New Roman" w:cs="Times New Roman"/>
-          <w:color w:val="000000" w:themeColor="text1"/>
-          <w:sz w:val="24"/>
-          <w:szCs w:val="24"/>
-        </w:rPr>
+        <w:spacing w:after="120"/>
+      </w:pPr>
+      <w:r>
+        <w:t xml:space="preserve">Pois aos que temem </w:t>
+      </w:r>
+      <w:r>
         <w:br/>
-        <w:t>De qualquer perigo sempre me vem guardar</w:t>
+      </w:r>
+      <w:r>
+        <w:t xml:space="preserve">bem nenhum </w:t>
+      </w:r>
+      <w:r>
+        <w:t>l</w:t>
+      </w:r>
+      <w:r>
+        <w:t xml:space="preserve">hes faltará </w:t>
       </w:r>
     </w:p>
-    <w:p>
-      <w:pPr>
-        <w:pStyle w:val="PargrafodaLista"/>
-        <w:numPr>
-          <w:ilvl w:val="0"/>
-          <w:numId w:val="1"/>
-        </w:numPr>
-        <w:autoSpaceDE w:val="0"/>
-        <w:autoSpaceDN w:val="0"/>
-        <w:adjustRightInd w:val="0"/>
-        <w:spacing w:line="240" w:lineRule="auto"/>
-        <w:ind w:left="918" w:hanging="357"/>
-        <w:contextualSpacing w:val="0"/>
-        <w:rPr>
-          <w:rFonts w:ascii="Times New Roman" w:eastAsia="Arial" w:hAnsi="Times New Roman" w:cs="Times New Roman"/>
-          <w:color w:val="000000" w:themeColor="text1"/>
-          <w:sz w:val="24"/>
-          <w:szCs w:val="24"/>
-        </w:rPr>
-      </w:pPr>
-      <w:r>
-        <w:rPr>
-          <w:rFonts w:ascii="Times New Roman" w:eastAsia="Arial" w:hAnsi="Times New Roman" w:cs="Times New Roman"/>
-          <w:color w:val="000000" w:themeColor="text1"/>
-          <w:sz w:val="24"/>
-          <w:szCs w:val="24"/>
-        </w:rPr>
-        <w:t>Ó provai e vede que o Senhor é bom</w:t>
-      </w:r>
-    </w:p>
-    <w:p>
-      <w:pPr>
-        <w:pStyle w:val="PargrafodaLista"/>
-        <w:numPr>
-          <w:ilvl w:val="0"/>
-          <w:numId w:val="1"/>
-        </w:numPr>
-        <w:autoSpaceDE w:val="0"/>
-        <w:autoSpaceDN w:val="0"/>
-        <w:adjustRightInd w:val="0"/>
-        <w:spacing w:line="240" w:lineRule="auto"/>
-        <w:ind w:left="918" w:hanging="357"/>
-        <w:contextualSpacing w:val="0"/>
-        <w:rPr>
-          <w:rFonts w:ascii="Times New Roman" w:eastAsia="Arial" w:hAnsi="Times New Roman" w:cs="Times New Roman"/>
-          <w:color w:val="000000" w:themeColor="text1"/>
-          <w:sz w:val="24"/>
-          <w:szCs w:val="24"/>
-        </w:rPr>
-      </w:pPr>
-      <w:r>
-        <w:rPr>
-          <w:rFonts w:ascii="Times New Roman" w:eastAsia="Arial" w:hAnsi="Times New Roman" w:cs="Times New Roman"/>
-          <w:color w:val="000000" w:themeColor="text1"/>
-          <w:sz w:val="24"/>
-          <w:szCs w:val="24"/>
-        </w:rPr>
-        <w:t xml:space="preserve">Temei a Deus vós, os seus santos, </w:t>
-      </w:r>
-      <w:r>
-        <w:rPr>
-          <w:rFonts w:ascii="Times New Roman" w:eastAsia="Arial" w:hAnsi="Times New Roman" w:cs="Times New Roman"/>
-          <w:color w:val="000000" w:themeColor="text1"/>
-          <w:sz w:val="24"/>
-          <w:szCs w:val="24"/>
-        </w:rPr>
-        <w:br/>
-        <w:t>Temei a Deus</w:t>
-      </w:r>
-    </w:p>
-    <w:p>
-      <w:pPr>
-        <w:pStyle w:val="PargrafodaLista"/>
-        <w:numPr>
-          <w:ilvl w:val="0"/>
-          <w:numId w:val="1"/>
-        </w:numPr>
-        <w:autoSpaceDE w:val="0"/>
-        <w:autoSpaceDN w:val="0"/>
-        <w:adjustRightInd w:val="0"/>
-        <w:spacing w:line="240" w:lineRule="auto"/>
-        <w:ind w:left="918" w:hanging="357"/>
-        <w:contextualSpacing w:val="0"/>
-        <w:rPr>
-          <w:rFonts w:ascii="Times New Roman" w:eastAsia="Arial" w:hAnsi="Times New Roman" w:cs="Times New Roman"/>
-          <w:color w:val="000000" w:themeColor="text1"/>
-          <w:sz w:val="24"/>
-          <w:szCs w:val="24"/>
-        </w:rPr>
-      </w:pPr>
-      <w:r>
-        <w:rPr>
-          <w:rFonts w:ascii="Times New Roman" w:eastAsia="Arial" w:hAnsi="Times New Roman" w:cs="Times New Roman"/>
-          <w:color w:val="000000" w:themeColor="text1"/>
-          <w:sz w:val="24"/>
-          <w:szCs w:val="24"/>
-        </w:rPr>
-        <w:t xml:space="preserve">Pois aos que temem bem nenhum </w:t>
-      </w:r>
-      <w:r>
-        <w:rPr>
-          <w:rFonts w:ascii="Times New Roman" w:eastAsia="Arial" w:hAnsi="Times New Roman" w:cs="Times New Roman"/>
-          <w:color w:val="000000" w:themeColor="text1"/>
-          <w:sz w:val="24"/>
-          <w:szCs w:val="24"/>
-        </w:rPr>
-        <w:br/>
-        <w:t xml:space="preserve">Lhes faltará </w:t>
-      </w:r>
-    </w:p>
-    <w:p>
-      <w:pPr>
-        <w:pStyle w:val="PargrafodaLista"/>
-        <w:numPr>
-          <w:ilvl w:val="0"/>
-          <w:numId w:val="1"/>
-        </w:numPr>
-        <w:autoSpaceDE w:val="0"/>
-        <w:autoSpaceDN w:val="0"/>
-        <w:adjustRightInd w:val="0"/>
-        <w:spacing w:line="240" w:lineRule="auto"/>
-        <w:ind w:left="918" w:hanging="357"/>
-        <w:contextualSpacing w:val="0"/>
-        <w:rPr>
-          <w:rFonts w:ascii="Times New Roman" w:eastAsia="Arial" w:hAnsi="Times New Roman" w:cs="Times New Roman"/>
-          <w:color w:val="000000" w:themeColor="text1"/>
-          <w:sz w:val="24"/>
-          <w:szCs w:val="24"/>
-        </w:rPr>
-      </w:pPr>
-      <w:r>
-        <w:rPr>
-          <w:rFonts w:ascii="Times New Roman" w:eastAsia="Arial" w:hAnsi="Times New Roman" w:cs="Times New Roman"/>
-          <w:color w:val="000000" w:themeColor="text1"/>
-          <w:sz w:val="24"/>
-          <w:szCs w:val="24"/>
-        </w:rPr>
-        <w:t>[REPETE TODA]</w:t>
-      </w:r>
-    </w:p>
-    <w:p>
-      <w:pPr>
-        <w:pStyle w:val="PargrafodaLista"/>
-        <w:numPr>
-          <w:ilvl w:val="0"/>
-          <w:numId w:val="1"/>
-        </w:numPr>
-        <w:autoSpaceDE w:val="0"/>
-        <w:autoSpaceDN w:val="0"/>
-        <w:adjustRightInd w:val="0"/>
-        <w:spacing w:line="240" w:lineRule="auto"/>
-        <w:ind w:left="918" w:hanging="357"/>
-        <w:contextualSpacing w:val="0"/>
-        <w:rPr>
-          <w:rFonts w:ascii="Times New Roman" w:eastAsia="Arial" w:hAnsi="Times New Roman" w:cs="Times New Roman"/>
-          <w:color w:val="000000" w:themeColor="text1"/>
-          <w:sz w:val="24"/>
-          <w:szCs w:val="24"/>
-        </w:rPr>
-      </w:pPr>
-      <w:r>
-        <w:rPr>
-          <w:rFonts w:ascii="Times New Roman" w:eastAsia="Arial" w:hAnsi="Times New Roman" w:cs="Times New Roman"/>
-          <w:color w:val="000000" w:themeColor="text1"/>
-          <w:sz w:val="24"/>
-          <w:szCs w:val="24"/>
-        </w:rPr>
-        <w:t xml:space="preserve">Pois aos que temem bem nenhum </w:t>
-      </w:r>
-      <w:r>
-        <w:rPr>
-          <w:rFonts w:ascii="Times New Roman" w:eastAsia="Arial" w:hAnsi="Times New Roman" w:cs="Times New Roman"/>
-          <w:color w:val="000000" w:themeColor="text1"/>
-          <w:sz w:val="24"/>
-          <w:szCs w:val="24"/>
-        </w:rPr>
-        <w:br/>
-        <w:t xml:space="preserve">Lhes faltará </w:t>
-      </w:r>
-    </w:p>
-    <w:p/>
     <w:sectPr>
       <w:pgSz w:w="11906" w:h="16838"/>
       <w:pgMar w:top="1417" w:right="1701" w:bottom="1417" w:left="1701" w:header="708" w:footer="708" w:gutter="0"/>
